--- a/QP_MDP_T1_PYTHON-I_SEM-I_2026/ONLINE (COMMON)_T1_PYTHON-1_TEST PAPER_SEM I_MDP.docx
+++ b/QP_MDP_T1_PYTHON-I_SEM-I_2026/ONLINE (COMMON)_T1_PYTHON-1_TEST PAPER_SEM I_MDP.docx
@@ -852,13 +852,66 @@
             </w:pPr>
             <w:r>
               <w:rPr>
-                <w:rFonts w:ascii="Times New Roman" w:hAnsi="Times New Roman" w:cs="Times New Roman"/>
-                <w:b/>
-                <w:bCs/>
-                <w:sz w:val="24"/>
-                <w:szCs w:val="24"/>
-              </w:rPr>
-              <w:t xml:space="preserve">B.E. SEMESTER-I                                          BRANCH: CE/IT/CSD/AIML/AIDS/CSE/CST/CS&amp;IT/CEA/MA&amp;CP/CSE(AI)/CSE(DS)/CSE(CS)/CS&amp;BIO/BIOTECH</w:t>
+                <w:rFonts w:ascii="Times New Roman" w:hAnsi="Times New Roman"/>
+                <w:b/>
+                <w:bCs/>
+                <w:sz w:val="24"/>
+                <w:szCs w:val="24"/>
+              </w:rPr>
+              <w:t xml:space="preserve">B.E. SEMESTER-I                 </w:t>
+            </w:r>
+            <w:r>
+              <w:rPr>
+                <w:rFonts w:ascii="Times New Roman" w:hAnsi="Times New Roman"/>
+                <w:b/>
+                <w:bCs/>
+                <w:sz w:val="24"/>
+                <w:szCs w:val="24"/>
+              </w:rPr>
+              <w:t xml:space="preserve">                                                    </w:t>
+            </w:r>
+            <w:r>
+              <w:rPr>
+                <w:rFonts w:ascii="Times New Roman" w:hAnsi="Times New Roman"/>
+                <w:b/>
+                <w:bCs/>
+                <w:sz w:val="24"/>
+                <w:szCs w:val="24"/>
+              </w:rPr>
+              <w:t xml:space="preserve">   </w:t>
+            </w:r>
+          </w:p>
+          <w:p>
+            <w:pPr>
+              <w:spacing w:after="0" w:line="240" w:lineRule="auto"/>
+              <w:jc w:val="center"/>
+              <w:rPr>
+                <w:rFonts w:ascii="Times New Roman" w:hAnsi="Times New Roman"/>
+                <w:b/>
+                <w:bCs/>
+                <w:sz w:val="24"/>
+                <w:szCs w:val="24"/>
+              </w:rPr>
+            </w:pPr>
+            <w:r>
+              <w:rPr>
+                <w:rFonts w:ascii="Times New Roman" w:hAnsi="Times New Roman"/>
+                <w:b/>
+                <w:bCs/>
+                <w:sz w:val="24"/>
+                <w:szCs w:val="24"/>
+              </w:rPr>
+              <w:t>BRANCH:</w:t>
+            </w:r>
+            <w:r>
+              <w:rPr>
+                <w:rFonts w:ascii="Times New Roman" w:hAnsi="Times New Roman"/>
+                <w:b/>
+                <w:bCs/>
+                <w:sz w:val="24"/>
+                <w:szCs w:val="24"/>
+              </w:rPr>
+              <w:t xml:space="preserve"> CE/IT/CSD/AIML/AIDS/CSE/CST/CS&amp;IT/CEA/MA&amp;CP/CSE(AI)/CSE(DS)/CSE(CS)/CS&amp;BIO/BIOTECH</w:t>
             </w:r>
           </w:p>
         </w:tc>
@@ -890,13 +943,46 @@
             </w:pPr>
             <w:r>
               <w:rPr>
-                <w:rFonts w:ascii="Times New Roman" w:hAnsi="Times New Roman" w:cs="Times New Roman"/>
-                <w:b/>
-                <w:bCs/>
-                <w:sz w:val="24"/>
-                <w:szCs w:val="24"/>
-              </w:rPr>
-              <w:t xml:space="preserve">SUBJECT- Computer Programming using Python-I                        SUBJECT CODE: 017012194/017022194/017032194/017042194/017052194/017122194/017132194/017142194/017152194/017162194/017172194/017182194/017192194/017202194/017212194</w:t>
+                <w:rFonts w:ascii="Times New Roman" w:hAnsi="Times New Roman"/>
+                <w:b/>
+                <w:bCs/>
+                <w:sz w:val="24"/>
+                <w:szCs w:val="24"/>
+              </w:rPr>
+              <w:t xml:space="preserve">SUBJECT- </w:t>
+            </w:r>
+            <w:r>
+              <w:rPr>
+                <w:rFonts w:ascii="Times New Roman" w:hAnsi="Times New Roman"/>
+                <w:b/>
+                <w:bCs/>
+                <w:sz w:val="24"/>
+                <w:szCs w:val="24"/>
+              </w:rPr>
+              <w:t xml:space="preserve">Computer Programming using Python-I</w:t>
+            </w:r>
+          </w:p>
+          <w:p>
+            <w:pPr>
+              <w:spacing w:after="0" w:line="240" w:lineRule="auto"/>
+              <w:jc w:val="center"/>
+              <w:rPr>
+                <w:rFonts w:ascii="Times New Roman" w:hAnsi="Times New Roman"/>
+                <w:b/>
+                <w:bCs/>
+                <w:sz w:val="24"/>
+                <w:szCs w:val="24"/>
+              </w:rPr>
+            </w:pPr>
+            <w:r>
+              <w:rPr>
+                <w:rFonts w:ascii="Times New Roman" w:hAnsi="Times New Roman"/>
+                <w:b/>
+                <w:bCs/>
+                <w:sz w:val="24"/>
+                <w:szCs w:val="24"/>
+              </w:rPr>
+              <w:t xml:space="preserve">SUBJECT CODE: 017012194/017022194/017032194/017042194/017052194/017122194/017132194/017142194/017152194/017162194/017172194/017182194/017192194/017202194/017212194</w:t>
             </w:r>
           </w:p>
         </w:tc>
@@ -927,13 +1013,117 @@
             </w:pPr>
             <w:r>
               <w:rPr>
-                <w:rFonts w:ascii="Times New Roman" w:hAnsi="Times New Roman" w:cs="Times New Roman"/>
-                <w:b/>
-                <w:bCs/>
-                <w:sz w:val="24"/>
-                <w:szCs w:val="24"/>
-              </w:rPr>
-              <w:t xml:space="preserve">DATE: 29-Sep-2026                                                DURATION:    1.25  Hours</w:t>
+                <w:rFonts w:ascii="Times New Roman" w:hAnsi="Times New Roman"/>
+                <w:b/>
+                <w:bCs/>
+                <w:sz w:val="24"/>
+                <w:szCs w:val="24"/>
+              </w:rPr>
+              <w:t xml:space="preserve">DATE: </w:t>
+            </w:r>
+            <w:r>
+              <w:rPr>
+                <w:rFonts w:ascii="Times New Roman" w:hAnsi="Times New Roman"/>
+                <w:b/>
+                <w:bCs/>
+                <w:sz w:val="24"/>
+                <w:szCs w:val="24"/>
+                <w:highlight w:val="yellow"/>
+              </w:rPr>
+              <w:t xml:space="preserve">29</w:t>
+            </w:r>
+            <w:r>
+              <w:rPr>
+                <w:rFonts w:ascii="Times New Roman" w:hAnsi="Times New Roman"/>
+                <w:b/>
+                <w:bCs/>
+                <w:sz w:val="24"/>
+                <w:szCs w:val="24"/>
+                <w:highlight w:val="yellow"/>
+              </w:rPr>
+              <w:t>-</w:t>
+            </w:r>
+            <w:r>
+              <w:rPr>
+                <w:rFonts w:ascii="Times New Roman" w:hAnsi="Times New Roman"/>
+                <w:b/>
+                <w:bCs/>
+                <w:sz w:val="24"/>
+                <w:szCs w:val="24"/>
+                <w:highlight w:val="yellow"/>
+              </w:rPr>
+              <w:t xml:space="preserve">Sep</w:t>
+            </w:r>
+            <w:r>
+              <w:rPr>
+                <w:rFonts w:ascii="Times New Roman" w:hAnsi="Times New Roman"/>
+                <w:b/>
+                <w:bCs/>
+                <w:sz w:val="24"/>
+                <w:szCs w:val="24"/>
+                <w:highlight w:val="yellow"/>
+              </w:rPr>
+              <w:t>-202</w:t>
+            </w:r>
+            <w:r>
+              <w:rPr>
+                <w:rFonts w:ascii="Times New Roman" w:hAnsi="Times New Roman"/>
+                <w:b/>
+                <w:bCs/>
+                <w:sz w:val="24"/>
+                <w:szCs w:val="24"/>
+              </w:rPr>
+              <w:t xml:space="preserve">6</w:t>
+            </w:r>
+            <w:r>
+              <w:rPr>
+                <w:rFonts w:ascii="Times New Roman" w:hAnsi="Times New Roman"/>
+                <w:b/>
+                <w:bCs/>
+                <w:sz w:val="24"/>
+                <w:szCs w:val="24"/>
+              </w:rPr>
+              <w:t xml:space="preserve">                                                                             </w:t>
+            </w:r>
+            <w:r>
+              <w:rPr>
+                <w:rFonts w:ascii="Times New Roman" w:hAnsi="Times New Roman"/>
+                <w:b/>
+                <w:bCs/>
+                <w:sz w:val="24"/>
+                <w:szCs w:val="24"/>
+              </w:rPr>
+              <w:t xml:space="preserve">                       </w:t>
+            </w:r>
+            <w:r>
+              <w:rPr>
+                <w:rFonts w:ascii="Times New Roman" w:hAnsi="Times New Roman"/>
+                <w:b/>
+                <w:bCs/>
+                <w:sz w:val="24"/>
+                <w:szCs w:val="24"/>
+              </w:rPr>
+              <w:t xml:space="preserve">DURATION:   </w:t>
+            </w:r>
+            <w:r>
+              <w:rPr>
+                <w:rFonts w:ascii="Times New Roman" w:hAnsi="Times New Roman"/>
+                <w:b/>
+                <w:bCs/>
+                <w:sz w:val="24"/>
+                <w:szCs w:val="24"/>
+              </w:rPr>
+              <w:t xml:space="preserve"> 1.25 </w:t>
+            </w:r>
+            <w:r>
+              <w:rPr>
+                <w:rFonts w:ascii="Times New Roman" w:hAnsi="Times New Roman"/>
+                <w:b/>
+                <w:bCs/>
+                <w:sz w:val="24"/>
+                <w:szCs w:val="24"/>
+              </w:rPr>
+              <w:t xml:space="preserve"> Hours                                                                                </w:t>
             </w:r>
           </w:p>
         </w:tc>
@@ -964,13 +1154,73 @@
             </w:pPr>
             <w:r>
               <w:rPr>
-                <w:rFonts w:ascii="Times New Roman" w:hAnsi="Times New Roman" w:cs="Times New Roman"/>
-                <w:b/>
-                <w:bCs/>
-                <w:sz w:val="24"/>
-                <w:szCs w:val="24"/>
-              </w:rPr>
-              <w:t xml:space="preserve">TIME:  4:15 to 5:30 pm                                            MAX MARKS: 09 marks</w:t>
+                <w:rFonts w:ascii="Times New Roman" w:hAnsi="Times New Roman"/>
+                <w:b/>
+                <w:bCs/>
+                <w:sz w:val="24"/>
+                <w:szCs w:val="24"/>
+              </w:rPr>
+              <w:t xml:space="preserve">TIME:  4:15 to 5:30 pm                                                            </w:t>
+            </w:r>
+            <w:r>
+              <w:rPr>
+                <w:rFonts w:ascii="Times New Roman" w:hAnsi="Times New Roman"/>
+                <w:b/>
+                <w:bCs/>
+                <w:sz w:val="24"/>
+                <w:szCs w:val="24"/>
+              </w:rPr>
+              <w:t xml:space="preserve">               </w:t>
+            </w:r>
+            <w:r>
+              <w:rPr>
+                <w:rFonts w:ascii="Times New Roman" w:hAnsi="Times New Roman"/>
+                <w:b/>
+                <w:bCs/>
+                <w:sz w:val="24"/>
+                <w:szCs w:val="24"/>
+              </w:rPr>
+              <w:t xml:space="preserve">   </w:t>
+            </w:r>
+            <w:r>
+              <w:rPr>
+                <w:rFonts w:ascii="Times New Roman" w:hAnsi="Times New Roman"/>
+                <w:b/>
+                <w:bCs/>
+                <w:sz w:val="24"/>
+                <w:szCs w:val="24"/>
+              </w:rPr>
+              <w:t xml:space="preserve">                           </w:t>
+            </w:r>
+            <w:r>
+              <w:rPr>
+                <w:rFonts w:ascii="Times New Roman" w:hAnsi="Times New Roman"/>
+                <w:b/>
+                <w:bCs/>
+                <w:sz w:val="24"/>
+                <w:szCs w:val="24"/>
+              </w:rPr>
+              <w:t>MAX</w:t>
+            </w:r>
+            <w:r>
+              <w:rPr>
+                <w:rFonts w:ascii="Times New Roman" w:hAnsi="Times New Roman"/>
+                <w:b/>
+                <w:bCs/>
+                <w:sz w:val="24"/>
+                <w:szCs w:val="24"/>
+              </w:rPr>
+              <w:t xml:space="preserve"> MARKS: 09</w:t>
+            </w:r>
+            <w:r>
+              <w:rPr>
+                <w:rFonts w:ascii="Times New Roman" w:hAnsi="Times New Roman"/>
+                <w:b/>
+                <w:bCs/>
+                <w:sz w:val="24"/>
+                <w:szCs w:val="24"/>
+              </w:rPr>
+              <w:t xml:space="preserve"> marks                                                         </w:t>
             </w:r>
           </w:p>
         </w:tc>
@@ -1307,7 +1557,7 @@
                 <w:sz w:val="22"/>
                 <w:szCs w:val="22"/>
               </w:rPr>
-              <w:t xml:space="preserve">System specification : the program processes the bills of exactly five consumers, one after another, using a loop. For every consumer it reads the consumer number, the previous month meter reading, the current month meter reading (all integers) and the type of connection (1 for domestic, 2 for commercial). The program must</w:t>
+              <w:t xml:space="preserve">System specification : the program processes the bills of exactly eight consumers, one after another, using a loop. For every consumer it reads the consumer number, the previous month meter reading, the current month meter reading (all integers) and the type of connection (1 for domestic, 2 for commercial). The program must</w:t>
             </w:r>
           </w:p>
           <w:p>
@@ -1320,7 +1570,7 @@
                 <w:sz w:val="22"/>
                 <w:szCs w:val="22"/>
               </w:rPr>
-              <w:t xml:space="preserve">a)     validate the readings : if the current reading is smaller than the previous reading, print INVALID READING and read the two readings again, repeating this until a valid pair is entered;</w:t>
+              <w:t xml:space="preserve">a)     validate the readings : the previous reading must not be negative and the current reading must not be smaller than the previous reading; if either test fails, print INVALID READING and read the two readings again, repeating this until a valid pair is entered;</w:t>
             </w:r>
           </w:p>
           <w:p>
@@ -1333,7 +1583,7 @@
                 <w:sz w:val="22"/>
                 <w:szCs w:val="22"/>
               </w:rPr>
-              <w:t xml:space="preserve">b)     compute the units consumed as current reading minus previous reading;</w:t>
+              <w:t xml:space="preserve">b)     validate the type of connection : if the value entered is neither 1 nor 2, print INVALID TYPE and read the type again until it is 1 or 2;</w:t>
             </w:r>
           </w:p>
           <w:p>
@@ -1346,7 +1596,7 @@
                 <w:sz w:val="22"/>
                 <w:szCs w:val="22"/>
               </w:rPr>
-              <w:t xml:space="preserve">c)     compute the energy charge : for a domestic connection the first 100 units are charged at Rs. 3 per unit, the next 100 units at Rs. 5 per unit and every remaining unit at Rs. 7 per unit; for a commercial connection every unit is charged at Rs. 9 per unit;</w:t>
+              <w:t xml:space="preserve">c)     compute the units consumed as current reading minus previous reading;</w:t>
             </w:r>
           </w:p>
           <w:p>
@@ -1359,7 +1609,7 @@
                 <w:sz w:val="22"/>
                 <w:szCs w:val="22"/>
               </w:rPr>
-              <w:t xml:space="preserve">d)     add a service charge of Rs. 50 for a domestic connection and Rs. 150 for a commercial connection, and compute the total bill;</w:t>
+              <w:t xml:space="preserve">d)     compute the energy charge : for a domestic connection the first 100 units are charged at Rs. 3 per unit, the next 100 units at Rs. 5 per unit and every remaining unit at Rs. 7 per unit; for a commercial connection the first 200 units are charged at Rs. 9 per unit and every remaining unit at Rs. 12 per unit;</w:t>
             </w:r>
           </w:p>
           <w:p>
@@ -1372,7 +1622,7 @@
                 <w:sz w:val="22"/>
                 <w:szCs w:val="22"/>
               </w:rPr>
-              <w:t xml:space="preserve">e)     print the consumer number, the units consumed, the energy charge, the service charge and the total bill;</w:t>
+              <w:t xml:space="preserve">e)     add a fixed charge of Rs. 50 for a domestic connection and Rs. 150 for a commercial connection;</w:t>
             </w:r>
           </w:p>
           <w:p>
@@ -1385,7 +1635,7 @@
                 <w:sz w:val="22"/>
                 <w:szCs w:val="22"/>
               </w:rPr>
-              <w:t xml:space="preserve">f)     print HIGH USAGE if the total bill is more than Rs. 2000 and NORMAL USAGE otherwise;</w:t>
+              <w:t xml:space="preserve">f)     if the units consumed are more than 500, add a demand surcharge equal to 5 percent of the energy charge, computed with integer arithmetic only; otherwise the surcharge is zero;</w:t>
             </w:r>
           </w:p>
           <w:p>
@@ -1398,7 +1648,7 @@
                 <w:sz w:val="22"/>
                 <w:szCs w:val="22"/>
               </w:rPr>
-              <w:t xml:space="preserve">g)     after all five consumers have been processed, print how many of them were billed more than Rs. 2000.</w:t>
+              <w:t xml:space="preserve">g)     compute the total bill as energy charge plus fixed charge plus surcharge, and decide the category : HIGH if the total bill is more than Rs. 5000, MEDIUM if it is more than Rs. 2000 but not more than Rs. 5000, and LOW otherwise;</w:t>
             </w:r>
           </w:p>
           <w:p>
@@ -1411,7 +1661,33 @@
                 <w:sz w:val="22"/>
                 <w:szCs w:val="22"/>
               </w:rPr>
-              <w:t xml:space="preserve">Use of functions, lists, tuples, dictionaries, sets, files or modules is not allowed.</w:t>
+              <w:t xml:space="preserve">h)     print the consumer number, the units consumed, the energy charge, the fixed charge, the surcharge, the total bill and the category for that consumer;</w:t>
+            </w:r>
+          </w:p>
+          <w:p>
+            <w:pPr>
+              <w:spacing w:after="0" w:line="240" w:lineRule="auto"/>
+            </w:pPr>
+            <w:r>
+              <w:rPr>
+                <w:rFonts w:ascii="Times New Roman" w:hAnsi="Times New Roman" w:cs="Times New Roman"/>
+                <w:sz w:val="22"/>
+                <w:szCs w:val="22"/>
+              </w:rPr>
+              <w:t xml:space="preserve">i)     after all eight consumers have been processed, print the number of consumers in each of the three categories, the total units consumed by all eight consumers together, and the highest total bill along with the consumer number that received it.</w:t>
+            </w:r>
+          </w:p>
+          <w:p>
+            <w:pPr>
+              <w:spacing w:after="0" w:line="240" w:lineRule="auto"/>
+            </w:pPr>
+            <w:r>
+              <w:rPr>
+                <w:rFonts w:ascii="Times New Roman" w:hAnsi="Times New Roman" w:cs="Times New Roman"/>
+                <w:sz w:val="22"/>
+                <w:szCs w:val="22"/>
+              </w:rPr>
+              <w:t xml:space="preserve">Use of functions, lists, tuples, dictionaries, sets, files or modules is not allowed. Do not use the ternary (conditional) operator form.</w:t>
             </w:r>
           </w:p>
         </w:tc>
@@ -1439,7 +1715,7 @@
                 <w:sz w:val="20"/>
                 <w:szCs w:val="20"/>
               </w:rPr>
-              <w:t xml:space="preserve">(09)</w:t>
+              <w:t xml:space="preserve">[09]</w:t>
             </w:r>
           </w:p>
         </w:tc>
